--- a/LAB5/11CNPM2_LAB5_1150080125_LeTriAnh.docx
+++ b/LAB5/11CNPM2_LAB5_1150080125_LeTriAnh.docx
@@ -77,7 +77,7 @@
             <w:sz w:val="26"/>
             <w:szCs w:val="26"/>
           </w:rPr>
-          <w:t>https://youtu.be/x7cTVwTZ2eM</w:t>
+          <w:t>https://youtu.be/Sx3-VKoZE9c</w:t>
         </w:r>
       </w:hyperlink>
     </w:p>
